--- a/extrakty/doc/TC278WG12/extract_16312_(2013).docx
+++ b/extrakty/doc/TC278WG12/extract_16312_(2013).docx
@@ -551,31 +551,7 @@
       </w:pPr>
       <w:r>
         <w:rPr/>
-        <w:t xml:space="preserve">Obrázek </w:t>
-      </w:r>
-      <w:r>
-        <w:rPr/>
-        <w:fldChar w:fldCharType="begin"/>
-      </w:r>
-      <w:r>
-        <w:rPr/>
-        <w:instrText xml:space="preserve"> SEQ Obrázek \* ARABIC </w:instrText>
-      </w:r>
-      <w:r>
-        <w:rPr/>
-        <w:fldChar w:fldCharType="separate"/>
-      </w:r>
-      <w:r>
-        <w:rPr/>
-        <w:t>1</w:t>
-      </w:r>
-      <w:r>
-        <w:rPr/>
-        <w:fldChar w:fldCharType="end"/>
-      </w:r>
-      <w:r>
-        <w:rPr/>
-        <w:t xml:space="preserve"> Vztah mezi základními normami ERI a touto normou (viz Obr 3 normy)</w:t>
+        <w:t xml:space="preserve">Obrázek 1 – Vztah mezi základními normami ERI a touto normou (viz obr. 3 normy)</w:t>
       </w:r>
     </w:p>
     <w:p>
@@ -794,7 +770,7 @@
       </w:pPr>
       <w:r>
         <w:rPr/>
-        <w:t>V této kapitole je obsaženo 22 termínů, mezi jinými i:</w:t>
+        <w:t xml:space="preserve">V této kapitole je obsaženo 22 termínů, klíčové jsou:</w:t>
       </w:r>
     </w:p>
     <w:p>
@@ -817,98 +793,14 @@
           <w:color w:val="000000"/>
           <w:lang w:val="en-US" w:eastAsia="en-US"/>
         </w:rPr>
-        <w:t>3.11</w:t>
-        <w:br/>
-      </w:r>
-      <w:r>
-        <w:rPr>
-          <w:b/>
-        </w:rPr>
-        <w:t xml:space="preserve">čtečka/zapisovací zařízení elektronické registrace </w:t>
-      </w:r>
-      <w:r>
-        <w:rPr>
-          <w:i/>
-        </w:rPr>
-        <w:t>(Electronic Registration Reader / Writer)</w:t>
-        <w:tab/>
-        <w:br/>
-      </w:r>
-      <w:r>
-        <w:rPr>
-          <w:b/>
-        </w:rPr>
-        <w:t>ERR</w:t>
-      </w:r>
-      <w:r>
-        <w:rPr>
-          <w:i/>
-        </w:rPr>
-        <w:tab/>
-      </w:r>
-      <w:r>
-        <w:rPr/>
-        <w:t>zařízení používané pro čtení/zápis dat z nebo do „tagu elektronické registrace“ ERT</w:t>
-      </w:r>
-    </w:p>
-    <w:p>
-      <w:pPr>
-        <w:pStyle w:val="Textnormy"/>
-        <w:rPr/>
-      </w:pPr>
-      <w:r>
-        <w:rPr>
-          <w:b/>
+        <w:t xml:space="preserve">čtečka/zapisovací zařízení elektronické registrace</w:t>
+      </w:r>
+      <w:r>
+        <w:rPr>
           <w:color w:val="000000"/>
           <w:lang w:val="en-US" w:eastAsia="en-US"/>
         </w:rPr>
-        <w:t>3.13</w:t>
-        <w:br/>
-      </w:r>
-      <w:r>
-        <w:rPr>
-          <w:b/>
-        </w:rPr>
-        <w:t xml:space="preserve">tag elektronické registrace </w:t>
-      </w:r>
-      <w:r>
-        <w:rPr>
-          <w:i/>
-        </w:rPr>
-        <w:t xml:space="preserve">(Electronic Registration Tag) </w:t>
-      </w:r>
-      <w:r>
-        <w:rPr>
-          <w:b/>
-        </w:rPr>
-        <w:t>ERT</w:t>
-      </w:r>
-      <w:r>
-        <w:rPr>
-          <w:i/>
-        </w:rPr>
-        <w:tab/>
         <w:t xml:space="preserve"> </w:t>
-      </w:r>
-      <w:r>
-        <w:rPr/>
-        <w:t>palubní zařízení ERI, které obsahuje data ERI s relevantním zabezpečením a jedno nebo více rozhraní pro přístup k datům</w:t>
-      </w:r>
-    </w:p>
-    <w:p>
-      <w:pPr>
-        <w:pStyle w:val="Textnormy"/>
-        <w:rPr/>
-      </w:pPr>
-      <w:r>
-        <w:rPr>
-          <w:b/>
-          <w:color w:val="000000"/>
-          <w:lang w:val="en-US" w:eastAsia="en-US"/>
-        </w:rPr>
-        <w:t>3.19</w:t>
-        <w:br/>
-        <w:t xml:space="preserve">ERI relace </w:t>
       </w:r>
       <w:r>
         <w:rPr>
@@ -916,19 +808,86 @@
           <w:color w:val="000000"/>
           <w:lang w:val="en-US" w:eastAsia="en-US"/>
         </w:rPr>
-        <w:t>(ERI session)</w:t>
-      </w:r>
-      <w:r>
-        <w:rPr>
-          <w:b/>
+        <w:t xml:space="preserve">(Electronic Registration Reader / Writer)</w:t>
+      </w:r>
+      <w:r>
+        <w:rPr>
           <w:color w:val="000000"/>
           <w:lang w:val="en-US" w:eastAsia="en-US"/>
         </w:rPr>
-        <w:tab/>
-      </w:r>
-      <w:r>
-        <w:rPr/>
-        <w:t>určitý výskyt „Identifikace vozidla“ používající harmonizovaný protokol bezdrátového rozhraní známý jako „profil CEN DSRC“, pomocí určité sady „AVI/AEI atributů“, získaných „základními službami (komunikace)“ a „mechanismy zabezpečení“ stanovených v příloze B této normy</w:t>
+        <w:t xml:space="preserve"> ERR – zařízení používané pro čtení/zápis dat z nebo do „tagu elektronické registrace“ ERT</w:t>
+      </w:r>
+    </w:p>
+    <w:p>
+      <w:pPr>
+        <w:pStyle w:val="Textnormy"/>
+        <w:rPr/>
+      </w:pPr>
+      <w:r>
+        <w:rPr>
+          <w:b/>
+          <w:color w:val="000000"/>
+          <w:lang w:val="en-US" w:eastAsia="en-US"/>
+        </w:rPr>
+        <w:t xml:space="preserve">tag elektronické registrace</w:t>
+      </w:r>
+      <w:r>
+        <w:rPr>
+          <w:color w:val="000000"/>
+          <w:lang w:val="en-US" w:eastAsia="en-US"/>
+        </w:rPr>
+        <w:t xml:space="preserve"> </w:t>
+      </w:r>
+      <w:r>
+        <w:rPr>
+          <w:i/>
+          <w:color w:val="000000"/>
+          <w:lang w:val="en-US" w:eastAsia="en-US"/>
+        </w:rPr>
+        <w:t xml:space="preserve">(Electronic Registration Tag)</w:t>
+      </w:r>
+      <w:r>
+        <w:rPr>
+          <w:color w:val="000000"/>
+          <w:lang w:val="en-US" w:eastAsia="en-US"/>
+        </w:rPr>
+        <w:t xml:space="preserve"> ERT – palubní zařízení ERI, které obsahuje data ERI s relevantním zabezpečením a jedno nebo více rozhraní pro přístup k datům</w:t>
+      </w:r>
+    </w:p>
+    <w:p>
+      <w:pPr>
+        <w:pStyle w:val="Textnormy"/>
+        <w:rPr/>
+      </w:pPr>
+      <w:r>
+        <w:rPr>
+          <w:b/>
+          <w:color w:val="000000"/>
+          <w:lang w:val="en-US" w:eastAsia="en-US"/>
+        </w:rPr>
+        <w:t xml:space="preserve">ERI relace</w:t>
+      </w:r>
+      <w:r>
+        <w:rPr>
+          <w:color w:val="000000"/>
+          <w:lang w:val="en-US" w:eastAsia="en-US"/>
+        </w:rPr>
+        <w:t xml:space="preserve"> </w:t>
+      </w:r>
+      <w:r>
+        <w:rPr>
+          <w:i/>
+          <w:color w:val="000000"/>
+          <w:lang w:val="en-US" w:eastAsia="en-US"/>
+        </w:rPr>
+        <w:t xml:space="preserve">(ERI session)</w:t>
+      </w:r>
+      <w:r>
+        <w:rPr>
+          <w:color w:val="000000"/>
+          <w:lang w:val="en-US" w:eastAsia="en-US"/>
+        </w:rPr>
+        <w:t xml:space="preserve"> – určitý výskyt „Identifikace vozidla“ používající harmonizovaný protokol bezdrátového rozhraní známý jako „profil CEN DSRC“, pomocí určité sady „AVI/AEI atributů“, získaných „základními službami (komunikace)“ a „mechanismy zabezpečení“ stanovených v příloze B této normy</w:t>
       </w:r>
     </w:p>
     <w:p>
@@ -965,7 +924,7 @@
       </w:pPr>
       <w:r>
         <w:rPr/>
-        <w:t>V této kapitole je obsaženo 27 zkratek, mezi jinými i</w:t>
+        <w:t xml:space="preserve">V této kapitole je obsaženo 27 zkratek, klíčové jsou:</w:t>
       </w:r>
     </w:p>
     <w:p>

--- a/extrakty/doc/TC278WG12/extract_16312_(2013).docx
+++ b/extrakty/doc/TC278WG12/extract_16312_(2013).docx
@@ -250,6 +250,16 @@
     <w:p>
       <w:pPr>
         <w:pStyle w:val="Textnormy"/>
+        <w:rPr/>
+      </w:pPr>
+      <w:r>
+        <w:rPr/>
+        <w:t xml:space="preserve">Poznámka: Extrakt uvádí vybrané kapitoly popisovaného dokumentu a přejímá původní číslování kapitol.</w:t>
+      </w:r>
+    </w:p>
+    <w:p>
+      <w:pPr>
+        <w:pStyle w:val="Textnormy"/>
         <w:rPr>
           <w:b/>
           <w:sz w:val="22"/>
@@ -483,7 +493,162 @@
           <w:sz w:val="22"/>
           <w:szCs w:val="22"/>
         </w:rPr>
-        <w:t>Souvisící normy</w:t>
+        <w:t>1 Předmět normy</w:t>
+      </w:r>
+    </w:p>
+    <w:p>
+      <w:pPr>
+        <w:pStyle w:val="Textnormy"/>
+        <w:rPr/>
+      </w:pPr>
+      <w:r>
+        <w:rPr/>
+        <w:t xml:space="preserve">Předmět této normy se omezuje na požadavky na: </w:t>
+      </w:r>
+    </w:p>
+    <w:p>
+      <w:pPr>
+        <w:pStyle w:val="Textnormy"/>
+        <w:numPr>
+          <w:ilvl w:val="0"/>
+          <w:numId w:val="14"/>
+        </w:numPr>
+        <w:rPr/>
+      </w:pPr>
+      <w:r>
+        <w:rPr/>
+        <w:t>systémy ERT, ERR a jejich DSRC rozhraní</w:t>
+      </w:r>
+      <w:r>
+        <w:rPr>
+          <w:lang w:val="en-US"/>
+        </w:rPr>
+        <w:t>;</w:t>
+      </w:r>
+      <w:r>
+        <w:rPr/>
+        <w:t xml:space="preserve"> </w:t>
+      </w:r>
+    </w:p>
+    <w:p>
+      <w:pPr>
+        <w:pStyle w:val="Textnormy"/>
+        <w:numPr>
+          <w:ilvl w:val="0"/>
+          <w:numId w:val="14"/>
+        </w:numPr>
+        <w:rPr/>
+      </w:pPr>
+      <w:r>
+        <w:rPr/>
+        <w:t xml:space="preserve">spojení DSRC; na ERI relace přes toto rozhraní DSRC; </w:t>
+      </w:r>
+    </w:p>
+    <w:p>
+      <w:pPr>
+        <w:pStyle w:val="Textnormy"/>
+        <w:numPr>
+          <w:ilvl w:val="0"/>
+          <w:numId w:val="14"/>
+        </w:numPr>
+        <w:rPr/>
+      </w:pPr>
+      <w:r>
+        <w:rPr/>
+        <w:t xml:space="preserve">datové prvky používané ERT a ERR při relaci ERI a </w:t>
+      </w:r>
+    </w:p>
+    <w:p>
+      <w:pPr>
+        <w:pStyle w:val="Textnormy"/>
+        <w:numPr>
+          <w:ilvl w:val="0"/>
+          <w:numId w:val="14"/>
+        </w:numPr>
+        <w:rPr/>
+      </w:pPr>
+      <w:r>
+        <w:rPr/>
+        <w:t>mechanismy zabezpečení pro ERT a ERR používané při relaci ERI.</w:t>
+      </w:r>
+    </w:p>
+    <w:p>
+      <w:pPr>
+        <w:pStyle w:val="Seznamvnorm"/>
+        <w:numPr>
+          <w:ilvl w:val="0"/>
+          <w:numId w:val="0"/>
+        </w:numPr>
+        <w:ind w:hanging="0" w:start="0"/>
+        <w:rPr/>
+      </w:pPr>
+      <w:r>
+        <w:rPr/>
+        <w:t xml:space="preserve">Do předmětu této normy </w:t>
+      </w:r>
+      <w:r>
+        <w:rPr>
+          <w:b/>
+        </w:rPr>
+        <w:t>nespadají</w:t>
+      </w:r>
+      <w:r>
+        <w:rPr/>
+        <w:t xml:space="preserve"> smluvní a procesní požadavky na interoperabilitu, postupy shody a zkušební specifikace, použití jiných komunikačních technologií a jiná rozhraní nebo funkce v systémech ERI</w:t>
+      </w:r>
+    </w:p>
+    <w:p>
+      <w:pPr>
+        <w:pStyle w:val="Seznamvnorm"/>
+        <w:numPr>
+          <w:ilvl w:val="0"/>
+          <w:numId w:val="0"/>
+        </w:numPr>
+        <w:ind w:hanging="0" w:start="0"/>
+        <w:rPr/>
+      </w:pPr>
+      <w:r>
+        <w:rPr/>
+      </w:r>
+    </w:p>
+    <w:p>
+      <w:pPr>
+        <w:pStyle w:val="Textnormy"/>
+        <w:rPr>
+          <w:b/>
+          <w:sz w:val="22"/>
+          <w:szCs w:val="22"/>
+        </w:rPr>
+      </w:pPr>
+      <w:r>
+        <w:rPr>
+          <w:b/>
+          <w:sz w:val="22"/>
+          <w:szCs w:val="22"/>
+        </w:rPr>
+        <w:t xml:space="preserve">2 Souvisící normy</w:t>
+      </w:r>
+    </w:p>
+    <w:p>
+      <w:pPr>
+        <w:pStyle w:val="Textnormy"/>
+        <w:rPr/>
+      </w:pPr>
+      <w:r>
+        <w:rPr/>
+        <w:t xml:space="preserve">Kapitola souvisící normy definuje 7 technických norem. Tři jsou na DSRC, dvě na AVI/AEI a po jedné na EFC a zkoušení.</w:t>
+      </w:r>
+      <w:r>
+        <w:rPr>
+          <w:i/>
+          <w:color w:val="000000"/>
+          <w:lang w:val="en-US" w:eastAsia="en-US"/>
+        </w:rPr>
+        <w:t/>
+      </w:r>
+      <w:r>
+        <w:rPr/>
+        <w:t xml:space="preserve"/>
       </w:r>
     </w:p>
     <w:p>
@@ -513,7 +678,7 @@
             </wp:cNvGraphicFramePr>
             <a:graphic xmlns:a="http://schemas.openxmlformats.org/drawingml/2006/main">
               <a:graphicData uri="http://schemas.openxmlformats.org/drawingml/2006/picture">
-                <pic:pic xmlns:pic="http://schemas.openxmlformats.org/drawingml/2006/picture">
+                <pic:pic>
                   <pic:nvPicPr>
                     <pic:cNvPr id="1" name="Image2"/>
                     <pic:cNvPicPr>
@@ -566,162 +731,68 @@
     <w:p>
       <w:pPr>
         <w:pStyle w:val="Textnormy"/>
-        <w:rPr>
-          <w:b/>
-          <w:sz w:val="22"/>
-          <w:szCs w:val="22"/>
-        </w:rPr>
-      </w:pPr>
-      <w:r>
-        <w:rPr>
-          <w:b/>
-          <w:sz w:val="22"/>
-          <w:szCs w:val="22"/>
-        </w:rPr>
-        <w:t>1 Předmět normy</w:t>
-      </w:r>
-    </w:p>
-    <w:p>
-      <w:pPr>
-        <w:pStyle w:val="Textnormy"/>
-        <w:rPr/>
-      </w:pPr>
-      <w:r>
-        <w:rPr/>
-        <w:t xml:space="preserve">Předmět této normy se omezuje na požadavky na: </w:t>
-      </w:r>
-    </w:p>
-    <w:p>
-      <w:pPr>
-        <w:pStyle w:val="Textnormy"/>
-        <w:numPr>
-          <w:ilvl w:val="0"/>
-          <w:numId w:val="14"/>
-        </w:numPr>
-        <w:rPr/>
-      </w:pPr>
-      <w:r>
-        <w:rPr/>
-        <w:t>systémy ERT, ERR a jejich DSRC rozhraní</w:t>
-      </w:r>
-      <w:r>
-        <w:rPr>
-          <w:lang w:val="en-US"/>
-        </w:rPr>
-        <w:t>;</w:t>
-      </w:r>
-      <w:r>
-        <w:rPr/>
+        <w:rPr/>
+      </w:pPr>
+      <w:r>
+        <w:rPr/>
+      </w:r>
+    </w:p>
+    <w:p>
+      <w:pPr>
+        <w:pStyle w:val="Textnormy"/>
+        <w:rPr>
+          <w:b/>
+          <w:sz w:val="22"/>
+          <w:szCs w:val="22"/>
+        </w:rPr>
+      </w:pPr>
+      <w:r>
+        <w:rPr>
+          <w:b/>
+          <w:sz w:val="22"/>
+          <w:szCs w:val="22"/>
+        </w:rPr>
+        <w:t>3 Termíny a definice</w:t>
+      </w:r>
+    </w:p>
+    <w:p>
+      <w:pPr>
+        <w:pStyle w:val="Normal"/>
+        <w:rPr/>
+      </w:pPr>
+      <w:r>
+        <w:rPr/>
+        <w:t xml:space="preserve">V této kapitole je obsaženo 22 termínů, klíčové jsou:</w:t>
+      </w:r>
+    </w:p>
+    <w:p>
+      <w:pPr>
+        <w:pStyle w:val="Normal"/>
+        <w:rPr/>
+      </w:pPr>
+      <w:r>
+        <w:rPr/>
+      </w:r>
+    </w:p>
+    <w:p>
+      <w:pPr>
+        <w:pStyle w:val="Textnormy"/>
+        <w:rPr/>
+      </w:pPr>
+      <w:r>
+        <w:rPr>
+          <w:b/>
+          <w:color w:val="000000"/>
+          <w:lang w:val="en-US" w:eastAsia="en-US"/>
+        </w:rPr>
+        <w:t xml:space="preserve">čtečka/zapisovací zařízení elektronické registrace</w:t>
+      </w:r>
+      <w:r>
+        <w:rPr>
+          <w:color w:val="000000"/>
+          <w:lang w:val="en-US" w:eastAsia="en-US"/>
+        </w:rPr>
         <w:t xml:space="preserve"> </w:t>
-      </w:r>
-    </w:p>
-    <w:p>
-      <w:pPr>
-        <w:pStyle w:val="Textnormy"/>
-        <w:numPr>
-          <w:ilvl w:val="0"/>
-          <w:numId w:val="14"/>
-        </w:numPr>
-        <w:rPr/>
-      </w:pPr>
-      <w:r>
-        <w:rPr/>
-        <w:t xml:space="preserve">spojení DSRC; na ERI relace přes toto rozhraní DSRC; </w:t>
-      </w:r>
-    </w:p>
-    <w:p>
-      <w:pPr>
-        <w:pStyle w:val="Textnormy"/>
-        <w:numPr>
-          <w:ilvl w:val="0"/>
-          <w:numId w:val="14"/>
-        </w:numPr>
-        <w:rPr/>
-      </w:pPr>
-      <w:r>
-        <w:rPr/>
-        <w:t xml:space="preserve">datové prvky používané ERT a ERR při relaci ERI a </w:t>
-      </w:r>
-    </w:p>
-    <w:p>
-      <w:pPr>
-        <w:pStyle w:val="Textnormy"/>
-        <w:numPr>
-          <w:ilvl w:val="0"/>
-          <w:numId w:val="14"/>
-        </w:numPr>
-        <w:rPr/>
-      </w:pPr>
-      <w:r>
-        <w:rPr/>
-        <w:t>mechanismy zabezpečení pro ERT a ERR používané při relaci ERI.</w:t>
-      </w:r>
-    </w:p>
-    <w:p>
-      <w:pPr>
-        <w:pStyle w:val="Seznamvnorm"/>
-        <w:numPr>
-          <w:ilvl w:val="0"/>
-          <w:numId w:val="0"/>
-        </w:numPr>
-        <w:ind w:hanging="0" w:start="0"/>
-        <w:rPr/>
-      </w:pPr>
-      <w:r>
-        <w:rPr/>
-        <w:t xml:space="preserve">Do předmětu této normy </w:t>
-      </w:r>
-      <w:r>
-        <w:rPr>
-          <w:b/>
-        </w:rPr>
-        <w:t>nespadají</w:t>
-      </w:r>
-      <w:r>
-        <w:rPr/>
-        <w:t xml:space="preserve"> smluvní a procesní požadavky na interoperabilitu, postupy shody a zkušební specifikace, použití jiných komunikačních technologií a jiná rozhraní nebo funkce v systémech ERI</w:t>
-      </w:r>
-    </w:p>
-    <w:p>
-      <w:pPr>
-        <w:pStyle w:val="Seznamvnorm"/>
-        <w:numPr>
-          <w:ilvl w:val="0"/>
-          <w:numId w:val="0"/>
-        </w:numPr>
-        <w:ind w:hanging="0" w:start="0"/>
-        <w:rPr/>
-      </w:pPr>
-      <w:r>
-        <w:rPr/>
-      </w:r>
-    </w:p>
-    <w:p>
-      <w:pPr>
-        <w:pStyle w:val="Textnormy"/>
-        <w:rPr>
-          <w:b/>
-          <w:sz w:val="22"/>
-          <w:szCs w:val="22"/>
-        </w:rPr>
-      </w:pPr>
-      <w:r>
-        <w:rPr>
-          <w:b/>
-          <w:sz w:val="22"/>
-          <w:szCs w:val="22"/>
-        </w:rPr>
-        <w:t>2 Citované dokumenty</w:t>
-      </w:r>
-    </w:p>
-    <w:p>
-      <w:pPr>
-        <w:pStyle w:val="Textnormy"/>
-        <w:rPr/>
-      </w:pPr>
-      <w:r>
-        <w:rPr/>
-        <w:t xml:space="preserve">Tato kapitola definuje 7 </w:t>
       </w:r>
       <w:r>
         <w:rPr>
@@ -729,71 +800,28 @@
           <w:color w:val="000000"/>
           <w:lang w:val="en-US" w:eastAsia="en-US"/>
         </w:rPr>
-        <w:t>technických</w:t>
-      </w:r>
-      <w:r>
-        <w:rPr/>
-        <w:t xml:space="preserve"> norem odkazované touto normou. 3 jsou na DSRC, 2 na AVI/AEI a po jedné na EFC a zkoušení. </w:t>
-      </w:r>
-    </w:p>
-    <w:p>
-      <w:pPr>
-        <w:pStyle w:val="Textnormy"/>
-        <w:rPr/>
-      </w:pPr>
-      <w:r>
-        <w:rPr/>
-      </w:r>
-    </w:p>
-    <w:p>
-      <w:pPr>
-        <w:pStyle w:val="Textnormy"/>
-        <w:rPr>
-          <w:b/>
-          <w:sz w:val="22"/>
-          <w:szCs w:val="22"/>
-        </w:rPr>
-      </w:pPr>
-      <w:r>
-        <w:rPr>
-          <w:b/>
-          <w:sz w:val="22"/>
-          <w:szCs w:val="22"/>
-        </w:rPr>
-        <w:t>3 Termíny a definice</w:t>
-      </w:r>
-    </w:p>
-    <w:p>
-      <w:pPr>
-        <w:pStyle w:val="Normal"/>
-        <w:rPr/>
-      </w:pPr>
-      <w:r>
-        <w:rPr/>
-        <w:t xml:space="preserve">V této kapitole je obsaženo 22 termínů, klíčové jsou:</w:t>
-      </w:r>
-    </w:p>
-    <w:p>
-      <w:pPr>
-        <w:pStyle w:val="Normal"/>
-        <w:rPr/>
-      </w:pPr>
-      <w:r>
-        <w:rPr/>
-      </w:r>
-    </w:p>
-    <w:p>
-      <w:pPr>
-        <w:pStyle w:val="Textnormy"/>
-        <w:rPr/>
-      </w:pPr>
-      <w:r>
-        <w:rPr>
-          <w:b/>
+        <w:t xml:space="preserve">(Electronic Registration Reader / Writer)</w:t>
+      </w:r>
+      <w:r>
+        <w:rPr>
           <w:color w:val="000000"/>
           <w:lang w:val="en-US" w:eastAsia="en-US"/>
         </w:rPr>
-        <w:t xml:space="preserve">čtečka/zapisovací zařízení elektronické registrace</w:t>
+        <w:t xml:space="preserve"> ERR – zařízení používané pro čtení/zápis dat z nebo do „tagu elektronické registrace“ ERT</w:t>
+      </w:r>
+    </w:p>
+    <w:p>
+      <w:pPr>
+        <w:pStyle w:val="Textnormy"/>
+        <w:rPr/>
+      </w:pPr>
+      <w:r>
+        <w:rPr>
+          <w:b/>
+          <w:color w:val="000000"/>
+          <w:lang w:val="en-US" w:eastAsia="en-US"/>
+        </w:rPr>
+        <w:t xml:space="preserve">tag elektronické registrace</w:t>
       </w:r>
       <w:r>
         <w:rPr>
@@ -808,14 +836,14 @@
           <w:color w:val="000000"/>
           <w:lang w:val="en-US" w:eastAsia="en-US"/>
         </w:rPr>
-        <w:t xml:space="preserve">(Electronic Registration Reader / Writer)</w:t>
+        <w:t xml:space="preserve">(Electronic Registration Tag)</w:t>
       </w:r>
       <w:r>
         <w:rPr>
           <w:color w:val="000000"/>
           <w:lang w:val="en-US" w:eastAsia="en-US"/>
         </w:rPr>
-        <w:t xml:space="preserve"> ERR – zařízení používané pro čtení/zápis dat z nebo do „tagu elektronické registrace“ ERT</w:t>
+        <w:t xml:space="preserve"> ERT – palubní zařízení ERI, které obsahuje data ERI s relevantním zabezpečením a jedno nebo více rozhraní pro přístup k datům</w:t>
       </w:r>
     </w:p>
     <w:p>
@@ -829,7 +857,7 @@
           <w:color w:val="000000"/>
           <w:lang w:val="en-US" w:eastAsia="en-US"/>
         </w:rPr>
-        <w:t xml:space="preserve">tag elektronické registrace</w:t>
+        <w:t xml:space="preserve">ERI relace</w:t>
       </w:r>
       <w:r>
         <w:rPr>
@@ -844,54 +872,28 @@
           <w:color w:val="000000"/>
           <w:lang w:val="en-US" w:eastAsia="en-US"/>
         </w:rPr>
-        <w:t xml:space="preserve">(Electronic Registration Tag)</w:t>
+        <w:t xml:space="preserve">(ERI session)</w:t>
       </w:r>
       <w:r>
         <w:rPr>
           <w:color w:val="000000"/>
           <w:lang w:val="en-US" w:eastAsia="en-US"/>
         </w:rPr>
-        <w:t xml:space="preserve"> ERT – palubní zařízení ERI, které obsahuje data ERI s relevantním zabezpečením a jedno nebo více rozhraní pro přístup k datům</w:t>
-      </w:r>
-    </w:p>
-    <w:p>
-      <w:pPr>
-        <w:pStyle w:val="Textnormy"/>
-        <w:rPr/>
-      </w:pPr>
-      <w:r>
-        <w:rPr>
-          <w:b/>
-          <w:color w:val="000000"/>
-          <w:lang w:val="en-US" w:eastAsia="en-US"/>
-        </w:rPr>
-        <w:t xml:space="preserve">ERI relace</w:t>
-      </w:r>
-      <w:r>
-        <w:rPr>
-          <w:color w:val="000000"/>
-          <w:lang w:val="en-US" w:eastAsia="en-US"/>
-        </w:rPr>
-        <w:t xml:space="preserve"> </w:t>
-      </w:r>
-      <w:r>
-        <w:rPr>
-          <w:i/>
-          <w:color w:val="000000"/>
-          <w:lang w:val="en-US" w:eastAsia="en-US"/>
-        </w:rPr>
-        <w:t xml:space="preserve">(ERI session)</w:t>
-      </w:r>
-      <w:r>
-        <w:rPr>
-          <w:color w:val="000000"/>
-          <w:lang w:val="en-US" w:eastAsia="en-US"/>
-        </w:rPr>
         <w:t xml:space="preserve"> – určitý výskyt „Identifikace vozidla“ používající harmonizovaný protokol bezdrátového rozhraní známý jako „profil CEN DSRC“, pomocí určité sady „AVI/AEI atributů“, získaných „základními službami (komunikace)“ a „mechanismy zabezpečení“ stanovených v příloze B této normy</w:t>
       </w:r>
     </w:p>
     <w:p>
       <w:pPr>
+        <w:pStyle w:val="Textnormy"/>
+        <w:rPr/>
+      </w:pPr>
+      <w:r>
+        <w:rPr/>
+        <w:t xml:space="preserve">Další termíny a zkratky z oboru ITS jsou obsaženy ve slovníku ITS terminology.</w:t>
+      </w:r>
+    </w:p>
+    <w:p>
+      <w:pPr>
         <w:pStyle w:val="Normal"/>
         <w:rPr/>
       </w:pPr>
@@ -914,7 +916,7 @@
           <w:sz w:val="22"/>
           <w:szCs w:val="22"/>
         </w:rPr>
-        <w:t>4 Zkratky</w:t>
+        <w:t xml:space="preserve">4 Symboly a zkratky</w:t>
       </w:r>
     </w:p>
     <w:p>
@@ -998,6 +1000,16 @@
         <w:rPr/>
         <w:t xml:space="preserve"> </w:t>
         <w:br/>
+      </w:r>
+    </w:p>
+    <w:p>
+      <w:pPr>
+        <w:pStyle w:val="Textnormy"/>
+        <w:rPr/>
+      </w:pPr>
+      <w:r>
+        <w:rPr/>
+        <w:t xml:space="preserve">Další termíny a zkratky z oboru ITS jsou obsaženy ve slovníku ITS terminology (www.ITSterminology.org).</w:t>
       </w:r>
     </w:p>
     <w:p>
@@ -1290,7 +1302,7 @@
             </wp:cNvGraphicFramePr>
             <a:graphic xmlns:a="http://schemas.openxmlformats.org/drawingml/2006/main">
               <a:graphicData uri="http://schemas.openxmlformats.org/drawingml/2006/picture">
-                <pic:pic xmlns:pic="http://schemas.openxmlformats.org/drawingml/2006/picture">
+                <pic:pic>
                   <pic:nvPicPr>
                     <pic:cNvPr id="2" name="Obrázek 1"/>
                     <pic:cNvPicPr>
@@ -1712,7 +1724,7 @@
             </wp:cNvGraphicFramePr>
             <a:graphic xmlns:a="http://schemas.openxmlformats.org/drawingml/2006/main">
               <a:graphicData uri="http://schemas.openxmlformats.org/drawingml/2006/picture">
-                <pic:pic xmlns:pic="http://schemas.openxmlformats.org/drawingml/2006/picture">
+                <pic:pic>
                   <pic:nvPicPr>
                     <pic:cNvPr id="3" name="Image1"/>
                     <pic:cNvPicPr>

--- a/extrakty/doc/TC278WG12/extract_16312_(2013).docx
+++ b/extrakty/doc/TC278WG12/extract_16312_(2013).docx
@@ -166,7 +166,7 @@
       <w:r>
         <w:rPr/>
         <w:tab/>
-        <w:t>44 stran</w:t>
+        <w:t xml:space="preserve">Vydána 2013, 44 stran</w:t>
       </w:r>
     </w:p>
     <w:p>

--- a/extrakty/doc/TC278WG12/extract_16312_(2013).docx
+++ b/extrakty/doc/TC278WG12/extract_16312_(2013).docx
@@ -25,7 +25,7 @@
           <w:sz w:val="40"/>
           <w:szCs w:val="40"/>
         </w:rPr>
-        <w:t>EXTRAKT z české technické normy</w:t>
+        <w:t xml:space="preserve">EXTRAKT z evropské normy</w:t>
       </w:r>
     </w:p>
     <w:p>
@@ -135,9 +135,9 @@
             </w:pPr>
             <w:r>
               <w:rPr/>
-              <w:t>ČSN</w:t>
+              <w:t xml:space="preserve">EN 16312</w:t>
               <w:br/>
-              <w:t>EN 16312</w:t>
+              <w:t/>
               <w:br/>
             </w:r>
           </w:p>
@@ -149,7 +149,7 @@
             </w:pPr>
             <w:r>
               <w:rPr/>
-              <w:t>01 8345</w:t>
+              <w:t xml:space="preserve"/>
             </w:r>
           </w:p>
         </w:tc>
@@ -166,7 +166,7 @@
       <w:r>
         <w:rPr/>
         <w:tab/>
-        <w:t xml:space="preserve">Vydána 2013, 44 stran</w:t>
+        <w:t xml:space="preserve">Vydána 2013, 46 stran</w:t>
       </w:r>
     </w:p>
     <w:p>
